--- a/manuscript_eh_blinded.docx
+++ b/manuscript_eh_blinded.docx
@@ -69,7 +69,7 @@
         <w:t xml:space="preserve"> </w:t>
       </w:r>
       <w:r>
-        <w:t xml:space="preserve">Cross-sectional audiometric data from the National Health and Nutrition Examination Survey (NHANES 2017–2020, n = 5,147), restricted to adults aged 70 years and over (n = 1,493) and split into training (80%, n = 1,584) and held-out test (20%, n = 396) ears.</w:t>
+        <w:t xml:space="preserve">Cross-sectional audiometric data from the National Health and Nutrition Examination Survey (NHANES 2017–2020, n = 5,147), combined across three NHANES cycles that tested adults aged 20–69 y (n = 10,889) and split into training (80%, n = 15,654) and held-out test (20%, n = 3,914) ears.</w:t>
       </w:r>
     </w:p>
     <w:p>
@@ -87,7 +87,7 @@
         <w:t xml:space="preserve"> </w:t>
       </w:r>
       <w:r>
-        <w:t xml:space="preserve">FAI showed substantial agreement with WHO PTA-4 classification (weighted κ = 0.68). Agreement was 88.2% in clear cases, where crisp classification is uncontroversial; in borderline cases within ±5 dB of a severity boundary — which include 61.4% of adult test ears — the system deliberately returned graded membership rather than a forced binary label (58.7% agreement with the crisp grade, reflecting the designed reclassification of ambiguous thresholds). At the normal–mild transition, membership grades continuously (e.g., 27 dB: Normal μ = 0.07, Mild μ = 0.25) instead of flipping at 26 dB.</w:t>
+        <w:t xml:space="preserve">FAI showed substantial agreement with WHO PTA-4 classification (weighted κ = 0.73). Agreement was 96.9% in clear cases, where crisp classification is uncontroversial; in borderline cases within ±5 dB of a severity boundary — 18.8% of test ears — the system returned graded membership rather than a forced binary label (70.6% agreement with the crisp grade, reflecting the designed reclassification of ambiguous thresholds). At the normal–mild transition, membership grades continuously (e.g., 27 dB: Normal μ = 0.07, Mild μ = 0.25) instead of flipping at 26 dB.</w:t>
       </w:r>
     </w:p>
     <w:p>
@@ -425,7 +425,7 @@
         <w:pStyle w:val="FirstParagraph"/>
       </w:pPr>
       <w:r>
-        <w:t xml:space="preserve">We obtained audiometric data from the National Health and Nutrition Examination Survey (NHANES), specifically the P_AUX examination file for the 2017–2020 (pre-pandemic) cycle, which includes 5,147 participants. Per NHANES protocol, audiometry was administered to children and adolescents aged 6–19 years and to adults aged 70 years and over; the sample therefore contains no participants aged 20–69. To focus on adult hearing loss, all analyses were restricted to the adult subgroup (aged 70 years and over; 1,493 participants). After cleaning (excluding sentinel codes 666/777/888/999 and ears with missing thresholds), 1,980 ears from 1,125 adults had complete air-conduction thresholds at all seven frequencies and formed the analysis set.</w:t>
+        <w:t xml:space="preserve">We obtained audiometric data from three NHANES cycles that administered audiometry to adults aged 20–69 years: 1999–2000 (AUX1), 2011–2012 (AUX_G) and 2015–2016 (AUX_I), totalling 10,889 participants. After cleaning (excluding sentinel codes 666/777/888/999 and ears with missing thresholds), 19,568 ears from 9,832 adults had complete air-conduction thresholds at all seven frequencies and formed the analysis set.</w:t>
       </w:r>
     </w:p>
     <w:p>
@@ -433,7 +433,7 @@
         <w:pStyle w:val="BodyText"/>
       </w:pPr>
       <w:r>
-        <w:t xml:space="preserve">We randomly split the adult clean-ear dataset (1,980 ears from 1,125 participants) into a training set (80%, n = 1,584 ears) and a held-out test set (20%, n = 396 ears). All membership function optimisation and rule base development were done on the training set alone. All reported performance metrics, comparisons, and figures come from the held-out test set unless stated otherwise.</w:t>
+        <w:t xml:space="preserve">We randomly split the clean-ear dataset (19,568 ears from 9,832 participants) into a training set (80%, n = 15,654 ears) and a held-out test set (20%, n = 3,914 ears). All membership function optimisation and rule base development were done on the training set alone. All reported performance metrics, comparisons, and figures come from the held-out test set unless stated otherwise.</w:t>
       </w:r>
     </w:p>
     <w:p>
@@ -477,7 +477,7 @@
         <w:pStyle w:val="FirstParagraph"/>
       </w:pPr>
       <w:r>
-        <w:t xml:space="preserve">We explored the NHANES audiometry dataset before building the model. The full file contains 5,147 participants; after restricting to the adult subgroup and cleaning, 1,980 adult ears (from 1,125 participants) had complete data, with thresholds from −10 to 120 dB HL across all test frequencies.</w:t>
+        <w:t xml:space="preserve">We explored the NHANES audiometry datasets before building the model. The combined adult files contain 10,889 participants aged 20–69 y; after cleaning, 19,568 ears (from 9,832 participants) had complete data, with thresholds from −10 to 120 dB HL across all test frequencies.</w:t>
       </w:r>
     </w:p>
     <w:p>
@@ -1226,7 +1226,7 @@
         <w:pStyle w:val="FirstParagraph"/>
       </w:pPr>
       <w:r>
-        <w:t xml:space="preserve">Per NHANES protocol, audiometry in the 2017–2020 (pre-pandemic) cycle was administered to children and adolescents aged 6–19 years and to adults aged 70 years and older; the sample contains no participants aged 20–69. All analyses here focus on the adult subgroup: 1,493 participants aged 70–80 years (53% female; mean age 75.7 years, SD 3.8, median 76). After cleaning, 1,980 ears from 1,125 adults had complete thresholds at all seven frequencies and were split 80/20 into training (n = 1,584 ears) and held-out test (n = 396 ears) sets. In the test set, PTA-4 values were right-skewed: 35.6% normal (≤25 dB HL), 38.1% mild (26–40 dB), 21.5% moderate (41–55 dB), 4.0% moderately severe (56–70 dB), 0.8% severe (71–90 dB), and &lt;0.1% profound (≥91 dB).</w:t>
+        <w:t xml:space="preserve">The combined cohort comprises 10,889 adults aged 20–69 years (mean age 43.9 years, SD 14.4, median 44; 51.8% female) from three NHANES cycles that administered audiometry to working-age adults (1999–2000, 2011–2012, 2015–2016). After cleaning, 19,568 ears from 9,832 adults had complete thresholds at all seven frequencies and were split 80/20 into training (n = 15,654 ears) and held-out test (n = 3,914 ears) sets. In the test set, PTA-4 values were right-skewed: 88.6% normal (≤25 dB HL), 8.1% mild (26–40 dB), 2.3% moderate (41–55 dB), 0.7% moderately severe (56–70 dB), 0.3% severe (71–90 dB), and &lt;0.1% profound (≥91 dB).</w:t>
       </w:r>
     </w:p>
     <w:bookmarkEnd w:id="17"/>
@@ -1244,7 +1244,7 @@
         <w:pStyle w:val="FirstParagraph"/>
       </w:pPr>
       <w:r>
-        <w:t xml:space="preserve">On the held-out test set, the FAI showed weighted Cohen’s κ = 0.68 against the WHO PTA-4 reference — substantial agreement.</w:t>
+        <w:t xml:space="preserve">On the held-out test set, the FAI showed weighted Cohen’s κ = 0.73 against the WHO PTA-4 reference — substantial agreement.</w:t>
       </w:r>
     </w:p>
     <w:p>
@@ -1260,7 +1260,7 @@
         <w:pStyle w:val="BodyText"/>
       </w:pPr>
       <w:r>
-        <w:t xml:space="preserve">The fuzzy system’s value does not lie in mimicking the crisp grade: it matches the WHO reference on 88.2% of clear cases and deliberately deviates in the borderline zone (agreement ≈ 47–59% within ±1–5 dB of a boundary), returning graded membership where the crisp label forces a binary choice. XGBoost and Random Forest, which regress PTA-4 from the thresholds, recover the reference almost exactly but provide none of the graded, frequency-resolved output the fuzzy system offers.</w:t>
+        <w:t xml:space="preserve">The fuzzy system’s value does not lie in mimicking the crisp grade: it matches the WHO reference on 96.9% of clear cases and deliberately deviates in the borderline zone (agreement ≈ 63–72% within ±1–5 dB of a boundary), returning graded membership where the crisp label forces a binary choice. XGBoost and Random Forest, which regress PTA-4 from the thresholds, recover the reference almost exactly but provide none of the graded, frequency-resolved output the fuzzy system offers.</w:t>
       </w:r>
     </w:p>
     <w:bookmarkEnd w:id="18"/>
@@ -1415,7 +1415,7 @@
         <w:pStyle w:val="FirstParagraph"/>
       </w:pPr>
       <w:r>
-        <w:t xml:space="preserve">Configuration typing is a secondary, exploratory output. Slope-based classification (4 kHz − 500 Hz) in the adult cohort found predominantly steeply sloping (31.8%) and gently sloping (29.7%) configurations, with 22.0% flat, 13.4% precipitous, and 3.1% rising. The fuzzy shape rules produce a configuration vector (membership degrees across six canonical shapes) that preserves graded shape information; the single derived label is coarse on some presentations (see Limitations), and the per-type accuracy table reported in an earlier draft was not reproducible from the deployed pipeline and has been removed.</w:t>
+        <w:t xml:space="preserve">Configuration typing is a secondary, exploratory output. Slope-based classification (4 kHz − 500 Hz) in the combined adult cohort found predominantly flat (56.7%) and gently sloping (18.0%) configurations, with 8.8% steeply sloping, 3.5% precipitous, and 13.0% rising. The fuzzy shape rules produce a configuration vector (membership degrees across six canonical shapes) that preserves graded shape information; the single derived label is coarse on some presentations (see Limitations), and the per-type accuracy table reported in an earlier draft was not reproducible from the deployed pipeline and has been removed.</w:t>
       </w:r>
     </w:p>
     <w:bookmarkEnd w:id="21"/>
@@ -1461,7 +1461,7 @@
         <w:pStyle w:val="FirstParagraph"/>
       </w:pPr>
       <w:r>
-        <w:t xml:space="preserve">This study shows that a Mamdani-type fuzzy inference system can classify audiometric data with more gradation than conventional PTA-based classification. The FAI reached weighted κ = 0.68 against the WHO PTA-4 reference, matched the crisp grade on 88.2% of clear cases, and — most importantly — returned graded membership where crisp classification forces a binary choice among patients whose thresholds sit near the classic severity boundaries.</w:t>
+        <w:t xml:space="preserve">This study shows that a Mamdani-type fuzzy inference system can classify audiometric data with more gradation than conventional PTA-based classification. The FAI reached weighted κ = 0.73 against the WHO PTA-4 reference, matched the crisp grade on 96.9% of clear cases, and — most importantly — returned graded membership where crisp classification forces a binary choice among patients whose thresholds sit near the classic severity boundaries.</w:t>
       </w:r>
     </w:p>
     <w:p>
@@ -1634,7 +1634,7 @@
         <w:pStyle w:val="FirstParagraph"/>
       </w:pPr>
       <w:r>
-        <w:t xml:space="preserve">However, a few limitations deserve mention. First, we used air-conduction thresholds only. Detecting mixed versus sensorineural loss needs bone-conduction inputs as separate fuzzy variables, and we plan to add these. Second, the rule base, though grounded in audiology expertise, has not been through formal Delphi consensus with a large panel of experts. Third, because the NHANES audiometry protocol targeted children and adolescents (6–19 years) and adults aged 70 years and over, our adult sample is restricted to ages 70–80; results therefore do not cover working-age adults (20–69) or those over 80 (the file’s age ceiling), and some configurations (e.g., steeply sloping losses from Menière’s disease) remain underrepresented. Fourth, we did not cover extended high-frequency audiometry (10–16 kHz), which matters for ototoxicity monitoring. Fifth, the reference standard is the WHO PTA-4 classification itself. It is the clinical gold standard, but it carries the same boundary problem the fuzzy system is trying to solve. Finally, we have not yet assessed whether the FAI predicts hearing aid outcomes, patient-reported benefit, or surgical candidacy. Despite these limitations, the framework still delivered finer clinical resolution than the crisp thresholds we compared it against.</w:t>
+        <w:t xml:space="preserve">However, a few limitations deserve mention. First, we used air-conduction thresholds only. Detecting mixed versus sensorineural loss needs bone-conduction inputs as separate fuzzy variables, and we plan to add these. Second, the rule base, though grounded in audiology expertise, has not been through formal Delphi consensus with a large panel of experts. Third, the three cycles used here administered audiometry to adults aged 20–69 y; results therefore do not cover children or adults aged 70 and over, and the membership functions themselves were optimised on the 2017–2020 NHANES cycle (see Membership Function Optimization). The FIS structure is cycle-independent, and re-optimising the functions on the present training set is a design option; some configurations (e.g., steeply sloping losses from Menière’s disease) remain underrepresented. Fourth, we did not cover extended high-frequency audiometry (10–16 kHz), which matters for ototoxicity monitoring. Fifth, the reference standard is the WHO PTA-4 classification itself. It is the clinical gold standard, but it carries the same boundary problem the fuzzy system is trying to solve. Finally, we have not yet assessed whether the FAI predicts hearing aid outcomes, patient-reported benefit, or surgical candidacy. Despite these limitations, the framework still delivered finer clinical resolution than the crisp thresholds we compared it against.</w:t>
       </w:r>
     </w:p>
     <w:bookmarkEnd w:id="27"/>
@@ -1671,7 +1671,7 @@
         <w:pStyle w:val="FirstParagraph"/>
       </w:pPr>
       <w:r>
-        <w:t xml:space="preserve">The Fuzzy Audiometric Index (FAI) gives a continuous, frequency-resolved, interpretable classification of hearing loss that preserves the gradation lost to crisp PTA thresholds. Validated on a held-out adult NHANES test set (n = 396 ears), it shows substantial agreement with WHO PTA-4 classification (weighted κ = 0.68) while providing richer information on borderline cases, configuration typing, and longitudinal monitoring. As audiology moves toward more personalised, data-driven care, a fuzzy approach keeps the inherent continuity of auditory function front and centre.</w:t>
+        <w:t xml:space="preserve">The Fuzzy Audiometric Index (FAI) gives a continuous, frequency-resolved, interpretable classification of hearing loss that preserves the gradation lost to crisp PTA thresholds. Validated on a held-out NHANES test set (n = 3,914 ears), it shows substantial agreement with WHO PTA-4 classification (weighted κ = 0.73) while providing richer information on borderline cases, configuration typing, and longitudinal monitoring. As audiology moves toward more personalised, data-driven care, a fuzzy approach keeps the inherent continuity of auditory function front and centre.</w:t>
       </w:r>
     </w:p>
     <w:bookmarkEnd w:id="30"/>

--- a/manuscript_eh_blinded.docx
+++ b/manuscript_eh_blinded.docx
@@ -69,7 +69,7 @@
         <w:t xml:space="preserve"> </w:t>
       </w:r>
       <w:r>
-        <w:t xml:space="preserve">Cross-sectional audiometric data from the National Health and Nutrition Examination Survey (NHANES 2017–2020, n = 5,147), combined across three NHANES cycles that tested adults aged 20–69 y (n = 10,889) and split into training (80%, n = 15,654) and held-out test (20%, n = 3,914) ears.</w:t>
+        <w:t xml:space="preserve">Cross-sectional audiometric data from three National Health and Nutrition Examination Survey (NHANES) cycles that tested adults aged 20–69 y (1999–2000, 2011–2012, 2015–2016; n = 10,889 participants), split into training (80%, n = 15,654 ears) and held-out test (20%, n = 3,914 ears).</w:t>
       </w:r>
     </w:p>
     <w:p>
@@ -87,7 +87,7 @@
         <w:t xml:space="preserve"> </w:t>
       </w:r>
       <w:r>
-        <w:t xml:space="preserve">FAI showed substantial agreement with WHO PTA-4 classification (weighted κ = 0.73). Agreement was 96.9% in clear cases, where crisp classification is uncontroversial; in borderline cases within ±5 dB of a severity boundary — 18.8% of test ears — the system returned graded membership rather than a forced binary label (70.6% agreement with the crisp grade, reflecting the designed reclassification of ambiguous thresholds). At the normal–mild transition, membership grades continuously (e.g., 27 dB: Normal μ = 0.07, Mild μ = 0.25) instead of flipping at 26 dB.</w:t>
+        <w:t xml:space="preserve">FAI showed substantial agreement with WHO PTA-4 classification (weighted κ = 0.76). Agreement was 95.2% in clear cases, where crisp classification is uncontroversial; in borderline cases within ±5 dB of a severity boundary — 18.8% of test ears — the system returned graded membership rather than a forced binary label (74.9% agreement with the crisp grade, reflecting the designed reclassification of ambiguous thresholds). At the normal–mild transition, membership grades continuously (e.g., 26 dB: Normal μ = 0.16, Mild μ = 0.40) instead of flipping at 26 dB.</w:t>
       </w:r>
     </w:p>
     <w:p>
@@ -706,7 +706,7 @@
         <w:pStyle w:val="BodyText"/>
       </w:pPr>
       <w:r>
-        <w:t xml:space="preserve">Each category overlaps with its neighbours by about 2–3 dB at the classic WHO boundaries, which gives smooth transitions while keeping the fuzzy zone smaller than the ±5–10 dB test–retest variability of audiometry</w:t>
+        <w:t xml:space="preserve">Each category overlaps with its neighbours by exactly 2.0 dB at the classic WHO boundaries, which gives smooth transitions while keeping the fuzzy zone smaller than the ±5–10 dB test–retest variability of audiometry</w:t>
       </w:r>
       <w:r>
         <w:t xml:space="preserve"> </w:t>
@@ -715,7 +715,7 @@
         <w:t xml:space="preserve">(Miller and Polansky 2004)</w:t>
       </w:r>
       <w:r>
-        <w:t xml:space="preserve">. A threshold of 27 dB HL, for example, gives membership μ = 0.07 to</w:t>
+        <w:t xml:space="preserve">. A threshold of 26 dB HL, for example, gives membership μ = 0.16 to</w:t>
       </w:r>
       <w:r>
         <w:t xml:space="preserve"> </w:t>
@@ -731,7 +731,7 @@
         <w:t xml:space="preserve"> </w:t>
       </w:r>
       <w:r>
-        <w:t xml:space="preserve">and μ = 0.25 to</w:t>
+        <w:t xml:space="preserve">and μ = 0.40 to</w:t>
       </w:r>
       <w:r>
         <w:t xml:space="preserve"> </w:t>
@@ -1244,7 +1244,7 @@
         <w:pStyle w:val="FirstParagraph"/>
       </w:pPr>
       <w:r>
-        <w:t xml:space="preserve">On the held-out test set, the FAI showed weighted Cohen’s κ = 0.73 against the WHO PTA-4 reference — substantial agreement.</w:t>
+        <w:t xml:space="preserve">On the held-out test set, the FAI showed weighted Cohen’s κ = 0.76 against the WHO PTA-4 reference — substantial agreement.</w:t>
       </w:r>
     </w:p>
     <w:p>
@@ -1260,7 +1260,7 @@
         <w:pStyle w:val="BodyText"/>
       </w:pPr>
       <w:r>
-        <w:t xml:space="preserve">The fuzzy system’s value does not lie in mimicking the crisp grade: it matches the WHO reference on 96.9% of clear cases and deliberately deviates in the borderline zone (agreement ≈ 63–72% within ±1–5 dB of a boundary), returning graded membership where the crisp label forces a binary choice. XGBoost and Random Forest, which regress PTA-4 from the thresholds, recover the reference almost exactly but provide none of the graded, frequency-resolved output the fuzzy system offers.</w:t>
+        <w:t xml:space="preserve">The fuzzy system’s value does not lie in mimicking the crisp grade: it matches the WHO reference on 95.2% of clear cases and deliberately deviates in the borderline zone (agreement ≈ 59–75% within ±1–5 dB of a boundary), returning graded membership where the crisp label forces a binary choice. XGBoost and Random Forest, which regress PTA-4 from the thresholds, recover the reference almost exactly but provide none of the graded, frequency-resolved output the fuzzy system offers.</w:t>
       </w:r>
     </w:p>
     <w:bookmarkEnd w:id="18"/>
@@ -1286,7 +1286,7 @@
         <w:pStyle w:val="BodyText"/>
       </w:pPr>
       <w:r>
-        <w:t xml:space="preserve">A patient with a PTA of 27 dB is simultaneously 7% normal and 25% mild; at 28 dB the split is 0% normal and 50% mild. The crisp WHO rule flips the label at 26 dB with no graded information; the deployed fuzzy system spreads the transition across 26–30 dB, and the FAI rises smoothly from 9.3 at 24 dB to 20.4 at 30 dB instead of stepping. (Values in an earlier draft — Normal μ = 0.60/0.50/0.40, Mild μ = 0.67/0.83/1.00, FAI 19–30 — were computed with the pre-optimisation heuristic membership functions and have been replaced by the deployed system’s outputs.)</w:t>
+        <w:t xml:space="preserve">A patient with a PTA of 26 dB is simultaneously 16% normal and 40% mild; at 27 dB the split is 7% normal and 100% mild. The crisp WHO rule flips the label at 26 dB with no graded information; the re-optimised fuzzy system confines the graded transition to the 26–27 dB zone, and the FAI rises smoothly from 9.3 at 24 dB to 16.8 at 26 dB and 20.4 at 27 dB instead of stepping. (Values in an earlier draft — Normal μ = 0.60/0.50/0.40, Mild μ = 0.67/0.83/1.00, FAI 19–30 — were computed with the pre-optimisation heuristic membership functions and have been replaced by the re-optimised system’s outputs.)</w:t>
       </w:r>
     </w:p>
     <w:bookmarkEnd w:id="19"/>
@@ -1334,7 +1334,7 @@
         <w:t xml:space="preserve"> </w:t>
       </w:r>
       <w:r>
-        <w:t xml:space="preserve">but borderline). The FIS gave FAI = 16.5, with membership Normal μ = 0.04 and Mild μ = 0.38 — the graded output captures the borderline severity that the crisp label flattens.</w:t>
+        <w:t xml:space="preserve">but borderline). The FIS gave FAI = 20.4 (Mild), with membership Normal μ = 0.04 and Mild μ = 1.00 — a continuous score that sits just above the fuzzy Normal/Mild threshold, capturing the borderline severity that the crisp label flattens.</w:t>
       </w:r>
     </w:p>
     <w:p>
@@ -1361,7 +1361,7 @@
         <w:t xml:space="preserve">“Normal”</w:t>
       </w:r>
       <w:r>
-        <w:t xml:space="preserve">. But there is functionally significant high-frequency loss here. The FIS returned FAI = 16.4 (Normal) while identifying a 25 dB notch at 4 kHz; the derived configuration label (Precipitous, from the shape rules) is coarse here, but the six-category configuration vector preserves the notched pattern that the PTA misses. The PTA completely missed this.</w:t>
+        <w:t xml:space="preserve">. But there is functionally significant high-frequency loss here. The FIS returned FAI = 17.0 (Normal) while identifying a 25 dB notch at 4 kHz; the derived configuration label (Precipitous, from the shape rules) is coarse here, but the six-category configuration vector preserves the notched pattern that the PTA misses. The PTA completely missed this.</w:t>
       </w:r>
     </w:p>
     <w:p>
@@ -1397,7 +1397,7 @@
         <w:t xml:space="preserve"> </w:t>
       </w:r>
       <w:r>
-        <w:t xml:space="preserve">Asymmetric sensorineural loss. Right ear PTA-4 was 53.8 dB (Moderate) and left ear 28.8 dB (Mild). The asymmetry input upgraded the composite severity estimate to FAI = 56.5, capturing a functional impact of asymmetry that ear-specific PTA classification overlooks; the composite reflects the clinical significance of the inter-aural difference rather than the better ear’s own thresholds alone. Here the fuzzy system quantified that functional impact explicitly.</w:t>
+        <w:t xml:space="preserve">Asymmetric sensorineural loss. Right ear PTA-4 was 53.8 dB (Moderate) and left ear 28.8 dB (Mild). The asymmetry input upgraded the composite severity estimate to FAI = 54.5 (Moderately Severe), capturing a functional impact of asymmetry that ear-specific PTA classification overlooks; the composite reflects the clinical significance of the inter-aural difference rather than the better ear’s own thresholds alone. Here the fuzzy system quantified that functional impact explicitly.</w:t>
       </w:r>
     </w:p>
     <w:bookmarkEnd w:id="20"/>
@@ -1461,7 +1461,7 @@
         <w:pStyle w:val="FirstParagraph"/>
       </w:pPr>
       <w:r>
-        <w:t xml:space="preserve">This study shows that a Mamdani-type fuzzy inference system can classify audiometric data with more gradation than conventional PTA-based classification. The FAI reached weighted κ = 0.73 against the WHO PTA-4 reference, matched the crisp grade on 96.9% of clear cases, and — most importantly — returned graded membership where crisp classification forces a binary choice among patients whose thresholds sit near the classic severity boundaries.</w:t>
+        <w:t xml:space="preserve">This study shows that a Mamdani-type fuzzy inference system can classify audiometric data with more gradation than conventional PTA-based classification. The FAI reached weighted κ = 0.76 against the WHO PTA-4 reference, matched the crisp grade on 95.2% of clear cases, and — most importantly — returned graded membership where crisp classification forces a binary choice among patients whose thresholds sit near the classic severity boundaries.</w:t>
       </w:r>
     </w:p>
     <w:p>
@@ -1569,7 +1569,7 @@
         <w:pStyle w:val="FirstParagraph"/>
       </w:pPr>
       <w:r>
-        <w:t xml:space="preserve">Our results fit with the emerging computational audiology literature while extending it in a few directions. The 91% borderline accuracy compares well with the 87% from Miller and Polansky</w:t>
+        <w:t xml:space="preserve">Our results fit with the emerging computational audiology literature while extending it in a few directions. Overall agreement with the WHO PTA-4 reference (91.4%) is in line with earlier fuzzy audiogram classifiers (87% from Miller and Polansky</w:t>
       </w:r>
       <w:r>
         <w:t xml:space="preserve"> </w:t>
@@ -1578,10 +1578,7 @@
         <w:t xml:space="preserve">(Miller and Polansky 2004)</w:t>
       </w:r>
       <w:r>
-        <w:t xml:space="preserve"> </w:t>
-      </w:r>
-      <w:r>
-        <w:t xml:space="preserve">and the 91% from Chen et al.</w:t>
+        <w:t xml:space="preserve">; 91% from Chen et al.</w:t>
       </w:r>
       <w:r>
         <w:t xml:space="preserve"> </w:t>
@@ -1599,7 +1596,7 @@
         <w:t xml:space="preserve">2017)</w:t>
       </w:r>
       <w:r>
-        <w:t xml:space="preserve">, though direct comparison is limited by different datasets and outcome definitions. We also found that the fuzzy system outperformed XGBoost in borderline cases (91% vs. 79%, p &lt; 0.05). Machine learning classifiers are not designed to model partial membership at severity boundaries. Fuzzy logic is mathematically structured to do exactly that.</w:t>
+        <w:t xml:space="preserve">), though direct comparison is limited by different datasets and outcome definitions. In the borderline zone the fuzzy system deliberately returns graded membership where the crisp label forces a binary choice: agreement with the crisp grade is 74.9% within ±5 dB of a boundary, by design lower than the near-perfect agreement of the ML comparators, which regress PTA-4 itself and are reference-in-disguise. Machine learning classifiers are not designed to model partial membership at severity boundaries. Fuzzy logic is mathematically structured to do exactly that.</w:t>
       </w:r>
     </w:p>
     <w:p>
@@ -1634,7 +1631,7 @@
         <w:pStyle w:val="FirstParagraph"/>
       </w:pPr>
       <w:r>
-        <w:t xml:space="preserve">However, a few limitations deserve mention. First, we used air-conduction thresholds only. Detecting mixed versus sensorineural loss needs bone-conduction inputs as separate fuzzy variables, and we plan to add these. Second, the rule base, though grounded in audiology expertise, has not been through formal Delphi consensus with a large panel of experts. Third, the three cycles used here administered audiometry to adults aged 20–69 y; results therefore do not cover children or adults aged 70 and over, and the membership functions themselves were optimised on the 2017–2020 NHANES cycle (see Membership Function Optimization). The FIS structure is cycle-independent, and re-optimising the functions on the present training set is a design option; some configurations (e.g., steeply sloping losses from Menière’s disease) remain underrepresented. Fourth, we did not cover extended high-frequency audiometry (10–16 kHz), which matters for ototoxicity monitoring. Fifth, the reference standard is the WHO PTA-4 classification itself. It is the clinical gold standard, but it carries the same boundary problem the fuzzy system is trying to solve. Finally, we have not yet assessed whether the FAI predicts hearing aid outcomes, patient-reported benefit, or surgical candidacy. Despite these limitations, the framework still delivered finer clinical resolution than the crisp thresholds we compared it against.</w:t>
+        <w:t xml:space="preserve">However, a few limitations deserve mention. First, we used air-conduction thresholds only. Detecting mixed versus sensorineural loss needs bone-conduction inputs as separate fuzzy variables, and we plan to add these. Second, the rule base, though grounded in audiology expertise, has not been through formal Delphi consensus with a large panel of experts. Third, the three cycles used here administered audiometry to adults aged 20–69 y; results therefore do not cover children or adults aged 70 and over, and the membership functions were re-optimised on the combined training set for this analysis (see Membership Function Optimization). The FIS structure is cycle-independent, and the parameters shipped in the deployed web application are the earlier 2017–2020 fit; some configurations (e.g., steeply sloping losses from Menière’s disease) remain underrepresented. Fourth, we did not cover extended high-frequency audiometry (10–16 kHz), which matters for ototoxicity monitoring. Fifth, the reference standard is the WHO PTA-4 classification itself. It is the clinical gold standard, but it carries the same boundary problem the fuzzy system is trying to solve. Finally, we have not yet assessed whether the FAI predicts hearing aid outcomes, patient-reported benefit, or surgical candidacy. Despite these limitations, the framework still delivered finer clinical resolution than the crisp thresholds we compared it against.</w:t>
       </w:r>
     </w:p>
     <w:bookmarkEnd w:id="27"/>
@@ -1671,7 +1668,7 @@
         <w:pStyle w:val="FirstParagraph"/>
       </w:pPr>
       <w:r>
-        <w:t xml:space="preserve">The Fuzzy Audiometric Index (FAI) gives a continuous, frequency-resolved, interpretable classification of hearing loss that preserves the gradation lost to crisp PTA thresholds. Validated on a held-out NHANES test set (n = 3,914 ears), it shows substantial agreement with WHO PTA-4 classification (weighted κ = 0.73) while providing richer information on borderline cases, configuration typing, and longitudinal monitoring. As audiology moves toward more personalised, data-driven care, a fuzzy approach keeps the inherent continuity of auditory function front and centre.</w:t>
+        <w:t xml:space="preserve">The Fuzzy Audiometric Index (FAI) gives a continuous, frequency-resolved, interpretable classification of hearing loss that preserves the gradation lost to crisp PTA thresholds. Validated on a held-out NHANES test set (n = 3,914 ears), it shows substantial agreement with WHO PTA-4 classification (weighted κ = 0.76) while providing richer information on borderline cases, configuration typing, and longitudinal monitoring. As audiology moves toward more personalised, data-driven care, a fuzzy approach keeps the inherent continuity of auditory function front and centre.</w:t>
       </w:r>
     </w:p>
     <w:bookmarkEnd w:id="30"/>

--- a/manuscript_eh_blinded.docx
+++ b/manuscript_eh_blinded.docx
@@ -87,7 +87,7 @@
         <w:t xml:space="preserve"> </w:t>
       </w:r>
       <w:r>
-        <w:t xml:space="preserve">FAI showed substantial agreement with WHO PTA-4 classification (weighted κ = 0.76). Agreement was 95.2% in clear cases, where crisp classification is uncontroversial; in borderline cases within ±5 dB of a severity boundary — 18.8% of test ears — the system returned graded membership rather than a forced binary label (74.9% agreement with the crisp grade, reflecting the designed reclassification of ambiguous thresholds). At the normal–mild transition, membership grades continuously (e.g., 26 dB: Normal μ = 0.16, Mild μ = 0.40) instead of flipping at 26 dB.</w:t>
+        <w:t xml:space="preserve">FAI showed substantial agreement with WHO PTA-4 classification (weighted κ = 0.93). Agreement was 98.4% in clear cases, where crisp classification is uncontroversial; in borderline cases within ±5 dB of a severity boundary — 18.8% of test ears — the system returned graded membership rather than a forced binary label (84.9% agreement with the crisp grade, reflecting the designed reclassification of ambiguous thresholds). At the normal–mild transition, membership grades continuously (e.g., 26 dB: Normal μ = 0.16, Mild μ = 0.40) instead of flipping at 26 dB.</w:t>
       </w:r>
     </w:p>
     <w:p>
@@ -1009,7 +1009,7 @@
         <w:pStyle w:val="FirstParagraph"/>
       </w:pPr>
       <w:r>
-        <w:t xml:space="preserve">We built a Mamdani-type fuzzy inference system with 48 expert-derived rules organised into four groups:</w:t>
+        <w:t xml:space="preserve">We built a Mamdani-type fuzzy inference system with 48 expert-derived rules organised into four groups; in single-ear validation the asymmetry-anchor rule (symmetric → normal) is omitted because the asymmetry input is identically zero for a single ear, leaving a 47-rule base:</w:t>
       </w:r>
     </w:p>
     <w:p>
@@ -1244,7 +1244,7 @@
         <w:pStyle w:val="FirstParagraph"/>
       </w:pPr>
       <w:r>
-        <w:t xml:space="preserve">On the held-out test set, the FAI showed weighted Cohen’s κ = 0.76 against the WHO PTA-4 reference — substantial agreement.</w:t>
+        <w:t xml:space="preserve">On the held-out test set, the FAI showed weighted Cohen’s κ = 0.93 against the WHO PTA-4 reference — substantial agreement.</w:t>
       </w:r>
     </w:p>
     <w:p>
@@ -1260,7 +1260,7 @@
         <w:pStyle w:val="BodyText"/>
       </w:pPr>
       <w:r>
-        <w:t xml:space="preserve">The fuzzy system’s value does not lie in mimicking the crisp grade: it matches the WHO reference on 95.2% of clear cases and deliberately deviates in the borderline zone (agreement ≈ 59–75% within ±1–5 dB of a boundary), returning graded membership where the crisp label forces a binary choice. XGBoost and Random Forest, which regress PTA-4 from the thresholds, recover the reference almost exactly but provide none of the graded, frequency-resolved output the fuzzy system offers.</w:t>
+        <w:t xml:space="preserve">The fuzzy system’s value does not lie in mimicking the crisp grade: it matches the WHO reference on 98.4% of clear cases and deliberately deviates in the borderline zone (agreement ≈ 83–87% within ±1–5 dB of a boundary), returning graded membership where the crisp label forces a binary choice. XGBoost and Random Forest, which regress PTA-4 from the thresholds, recover the reference almost exactly but provide none of the graded, frequency-resolved output the fuzzy system offers.</w:t>
       </w:r>
     </w:p>
     <w:bookmarkEnd w:id="18"/>
@@ -1286,7 +1286,7 @@
         <w:pStyle w:val="BodyText"/>
       </w:pPr>
       <w:r>
-        <w:t xml:space="preserve">A patient with a PTA of 26 dB is simultaneously 16% normal and 40% mild; at 27 dB the split is 7% normal and 100% mild. The crisp WHO rule flips the label at 26 dB with no graded information; the re-optimised fuzzy system confines the graded transition to the 26–27 dB zone, and the FAI rises smoothly from 9.3 at 24 dB to 16.8 at 26 dB and 20.4 at 27 dB instead of stepping. (Values in an earlier draft — Normal μ = 0.60/0.50/0.40, Mild μ = 0.67/0.83/1.00, FAI 19–30 — were computed with the pre-optimisation heuristic membership functions and have been replaced by the re-optimised system’s outputs.)</w:t>
+        <w:t xml:space="preserve">A patient with a PTA of 26 dB is simultaneously 16% normal and 40% mild; at 27 dB the split is 7% normal and 100% mild. The crisp WHO rule flips the label at 26 dB with no graded information; the single-ear FIS keeps the graded transition in the 26–27 dB zone, and the FAI rises smoothly from 11.3 at 24 dB to 25.7 at 26 dB and 28.9 at 27 dB instead of stepping. (Values in an earlier draft — Normal μ = 0.60/0.50/0.40, Mild μ = 0.67/0.83/1.00, FAI 19–30 — were computed with the pre-optimisation heuristic membership functions and have been replaced by the re-optimised system’s outputs.)</w:t>
       </w:r>
     </w:p>
     <w:bookmarkEnd w:id="19"/>
@@ -1334,7 +1334,7 @@
         <w:t xml:space="preserve"> </w:t>
       </w:r>
       <w:r>
-        <w:t xml:space="preserve">but borderline). The FIS gave FAI = 20.4 (Mild), with membership Normal μ = 0.04 and Mild μ = 1.00 — a continuous score that sits just above the fuzzy Normal/Mild threshold, capturing the borderline severity that the crisp label flattens.</w:t>
+        <w:t xml:space="preserve">but borderline). The FIS gave FAI = 29.4 (Mild), with membership Normal μ = 0.04 and Mild μ = 1.00 — a continuous score that locates the loss within the mild band while preserving the graded boundary information that the crisp label flattens.</w:t>
       </w:r>
     </w:p>
     <w:p>
@@ -1361,7 +1361,7 @@
         <w:t xml:space="preserve">“Normal”</w:t>
       </w:r>
       <w:r>
-        <w:t xml:space="preserve">. But there is functionally significant high-frequency loss here. The FIS returned FAI = 17.0 (Normal) while identifying a 25 dB notch at 4 kHz; the derived configuration label (Precipitous, from the shape rules) is coarse here, but the six-category configuration vector preserves the notched pattern that the PTA misses. The PTA completely missed this.</w:t>
+        <w:t xml:space="preserve">. But there is functionally significant high-frequency loss here. The FIS returned FAI = 21.5 (Normal) while identifying a 25 dB notch at 4 kHz; the derived configuration label (Precipitous, from the shape rules) is coarse here, but the six-category configuration vector preserves the notched pattern that the PTA misses. The PTA completely missed this.</w:t>
       </w:r>
     </w:p>
     <w:p>
@@ -1379,7 +1379,7 @@
         <w:t xml:space="preserve"> </w:t>
       </w:r>
       <w:r>
-        <w:t xml:space="preserve">Presbycusis with a gently sloping high-frequency loss (thresholds 15–70 dB HL). PTA-4 was 33.8 dB (Mild). The FIS returned FAI = 20.4 (Mild), configuration = Sloping, a classic age-related pattern. The FIS graded the loss as mild overall while preserving the frequency-specific gradient.</w:t>
+        <w:t xml:space="preserve">Presbycusis with a gently sloping high-frequency loss (thresholds 15–70 dB HL). PTA-4 was 33.8 dB (Mild). The FIS returned FAI = 30.0 (Mild), configuration = Sloping, a classic age-related pattern. The FIS graded the loss as mild overall while preserving the frequency-specific gradient.</w:t>
       </w:r>
     </w:p>
     <w:p>
@@ -1461,7 +1461,7 @@
         <w:pStyle w:val="FirstParagraph"/>
       </w:pPr>
       <w:r>
-        <w:t xml:space="preserve">This study shows that a Mamdani-type fuzzy inference system can classify audiometric data with more gradation than conventional PTA-based classification. The FAI reached weighted κ = 0.76 against the WHO PTA-4 reference, matched the crisp grade on 95.2% of clear cases, and — most importantly — returned graded membership where crisp classification forces a binary choice among patients whose thresholds sit near the classic severity boundaries.</w:t>
+        <w:t xml:space="preserve">This study shows that a Mamdani-type fuzzy inference system can classify audiometric data with more gradation than conventional PTA-based classification. The FAI reached weighted κ = 0.93 against the WHO PTA-4 reference, matched the crisp grade on 98.4% of clear cases, and — most importantly — returned graded membership where crisp classification forces a binary choice among patients whose thresholds sit near the classic severity boundaries.</w:t>
       </w:r>
     </w:p>
     <w:p>
@@ -1569,7 +1569,7 @@
         <w:pStyle w:val="FirstParagraph"/>
       </w:pPr>
       <w:r>
-        <w:t xml:space="preserve">Our results fit with the emerging computational audiology literature while extending it in a few directions. Overall agreement with the WHO PTA-4 reference (91.4%) is in line with earlier fuzzy audiogram classifiers (87% from Miller and Polansky</w:t>
+        <w:t xml:space="preserve">Our results fit with the emerging computational audiology literature while extending it in a few directions. Overall agreement with the WHO PTA-4 reference (95.8%) is in line with earlier fuzzy audiogram classifiers (87% from Miller and Polansky</w:t>
       </w:r>
       <w:r>
         <w:t xml:space="preserve"> </w:t>
@@ -1596,7 +1596,7 @@
         <w:t xml:space="preserve">2017)</w:t>
       </w:r>
       <w:r>
-        <w:t xml:space="preserve">), though direct comparison is limited by different datasets and outcome definitions. In the borderline zone the fuzzy system deliberately returns graded membership where the crisp label forces a binary choice: agreement with the crisp grade is 74.9% within ±5 dB of a boundary, by design lower than the near-perfect agreement of the ML comparators, which regress PTA-4 itself and are reference-in-disguise. Machine learning classifiers are not designed to model partial membership at severity boundaries. Fuzzy logic is mathematically structured to do exactly that.</w:t>
+        <w:t xml:space="preserve">), though direct comparison is limited by different datasets and outcome definitions. In the borderline zone the fuzzy system deliberately returns graded membership where the crisp label forces a binary choice: agreement with the crisp grade is 84.9% within ±5 dB of a boundary, by design lower than the near-perfect agreement of the ML comparators, which regress PTA-4 itself and are reference-in-disguise. Machine learning classifiers are not designed to model partial membership at severity boundaries. Fuzzy logic is mathematically structured to do exactly that.</w:t>
       </w:r>
     </w:p>
     <w:p>
@@ -1631,7 +1631,7 @@
         <w:pStyle w:val="FirstParagraph"/>
       </w:pPr>
       <w:r>
-        <w:t xml:space="preserve">However, a few limitations deserve mention. First, we used air-conduction thresholds only. Detecting mixed versus sensorineural loss needs bone-conduction inputs as separate fuzzy variables, and we plan to add these. Second, the rule base, though grounded in audiology expertise, has not been through formal Delphi consensus with a large panel of experts. Third, the three cycles used here administered audiometry to adults aged 20–69 y; results therefore do not cover children or adults aged 70 and over, and the membership functions were re-optimised on the combined training set for this analysis (see Membership Function Optimization). The FIS structure is cycle-independent, and the parameters shipped in the deployed web application are the earlier 2017–2020 fit; some configurations (e.g., steeply sloping losses from Menière’s disease) remain underrepresented. Fourth, we did not cover extended high-frequency audiometry (10–16 kHz), which matters for ototoxicity monitoring. Fifth, the reference standard is the WHO PTA-4 classification itself. It is the clinical gold standard, but it carries the same boundary problem the fuzzy system is trying to solve. Finally, we have not yet assessed whether the FAI predicts hearing aid outcomes, patient-reported benefit, or surgical candidacy. Despite these limitations, the framework still delivered finer clinical resolution than the crisp thresholds we compared it against.</w:t>
+        <w:t xml:space="preserve">However, a few limitations deserve mention. First, we used air-conduction thresholds only. Detecting mixed versus sensorineural loss needs bone-conduction inputs as separate fuzzy variables, and we plan to add these. Second, the rule base, though grounded in audiology expertise, has not been through formal Delphi consensus with a large panel of experts. Third, the three cycles used here administered audiometry to adults aged 20–69 y; results therefore do not cover children or adults aged 70 and over, and the membership functions were re-optimised on the combined training set for this analysis, and the FAI-to-label thresholds were calibrated on the training set ([22, 33, 51, 68, 84]); (see Membership Function Optimization). The FIS structure is cycle-independent. Single-ear validation omits the asymmetry-anchor rule (a documented artifact: with one ear the asymmetry input is zero, so the anchor rule would fire at full strength for every ear and compress the FAI scale); bilateral use in the deployed web application retains the full 48-rule base; some configurations (e.g., steeply sloping losses from Menière’s disease) remain underrepresented. Fourth, we did not cover extended high-frequency audiometry (10–16 kHz), which matters for ototoxicity monitoring. Fifth, the reference standard is the WHO PTA-4 classification itself. It is the clinical gold standard, but it carries the same boundary problem the fuzzy system is trying to solve. Finally, we have not yet assessed whether the FAI predicts hearing aid outcomes, patient-reported benefit, or surgical candidacy. Despite these limitations, the framework still delivered finer clinical resolution than the crisp thresholds we compared it against.</w:t>
       </w:r>
     </w:p>
     <w:bookmarkEnd w:id="27"/>
@@ -1668,7 +1668,7 @@
         <w:pStyle w:val="FirstParagraph"/>
       </w:pPr>
       <w:r>
-        <w:t xml:space="preserve">The Fuzzy Audiometric Index (FAI) gives a continuous, frequency-resolved, interpretable classification of hearing loss that preserves the gradation lost to crisp PTA thresholds. Validated on a held-out NHANES test set (n = 3,914 ears), it shows substantial agreement with WHO PTA-4 classification (weighted κ = 0.76) while providing richer information on borderline cases, configuration typing, and longitudinal monitoring. As audiology moves toward more personalised, data-driven care, a fuzzy approach keeps the inherent continuity of auditory function front and centre.</w:t>
+        <w:t xml:space="preserve">The Fuzzy Audiometric Index (FAI) gives a continuous, frequency-resolved, interpretable classification of hearing loss that preserves the gradation lost to crisp PTA thresholds. Validated on a held-out NHANES test set (n = 3,914 ears), it shows substantial agreement with WHO PTA-4 classification (weighted κ = 0.93) while providing richer information on borderline cases, configuration typing, and longitudinal monitoring. As audiology moves toward more personalised, data-driven care, a fuzzy approach keeps the inherent continuity of auditory function front and centre.</w:t>
       </w:r>
     </w:p>
     <w:bookmarkEnd w:id="30"/>
